--- a/PUBLISHED/biol-8/module_keys/module-13-nervous-system-keys-to-success.docx
+++ b/PUBLISHED/biol-8/module_keys/module-13-nervous-system-keys-to-success.docx
@@ -3,48 +3,297 @@
 <w:document xmlns:wpc="http://schemas.microsoft.com/office/word/2010/wordprocessingCanvas" xmlns:mo="http://schemas.microsoft.com/office/mac/office/2008/main" xmlns:mc="http://schemas.openxmlformats.org/markup-compatibility/2006" xmlns:mv="urn:schemas-microsoft-com:mac:vml" xmlns:o="urn:schemas-microsoft-com:office:office" xmlns:r="http://schemas.openxmlformats.org/officeDocument/2006/relationships" xmlns:m="http://schemas.openxmlformats.org/officeDocument/2006/math" xmlns:v="urn:schemas-microsoft-com:vml" xmlns:wp14="http://schemas.microsoft.com/office/word/2010/wordprocessingDrawing" xmlns:wp="http://schemas.openxmlformats.org/drawingml/2006/wordprocessingDrawing" xmlns:w10="urn:schemas-microsoft-com:office:word" xmlns:w="http://schemas.openxmlformats.org/wordprocessingml/2006/main" xmlns:w14="http://schemas.microsoft.com/office/word/2010/wordml" xmlns:wpg="http://schemas.microsoft.com/office/word/2010/wordprocessingGroup" xmlns:wpi="http://schemas.microsoft.com/office/word/2010/wordprocessingInk" xmlns:wne="http://schemas.microsoft.com/office/word/2006/wordml" xmlns:wps="http://schemas.microsoft.com/office/word/2010/wordprocessingShape" mc:Ignorable="w14 wp14">
   <w:body>
     <w:p>
+      <w:pPr>
+        <w:pStyle w:val="Heading1"/>
+      </w:pPr>
       <w:r>
         <w:t>Module 13: Nervous System — Keys to Success</w:t>
       </w:r>
     </w:p>
     <w:p>
+      <w:pPr>
+        <w:pStyle w:val="Heading2"/>
+      </w:pPr>
       <w:r>
         <w:t>Key Learning Objectives</w:t>
       </w:r>
     </w:p>
     <w:p>
+      <w:pPr>
+        <w:pStyle w:val="Heading3"/>
+      </w:pPr>
       <w:r>
         <w:t>1. Organization of the Nervous System</w:t>
       </w:r>
     </w:p>
     <w:p>
       <w:r>
-        <w:t>Distinguish between the central nervous system (CNS) and peripheral nervous system (PNS)  Identify the main divisions of the PNS (somatic, autonomic; sympathetic vs. parasympathetic)  Describe the basic functions of the nervous system (sensation, integration, motor output)  Explain how the nervous and endocrine systems both contribute to homeostasis   2. Neurons and Glia</w:t>
+        <w:t xml:space="preserve">• </w:t>
+      </w:r>
+      <w:r>
+        <w:t>Distinguish between the central nervous system (CNS) and peripheral nervous system (PNS)</w:t>
       </w:r>
     </w:p>
     <w:p>
       <w:r>
-        <w:t>Describe the structure of a neuron (dendrites, cell body, axon, synaptic terminals)  Explain how myelin and nodes of Ranvier relate to signal speed  Compare the roles of major glial cell types in the CNS and PNS  Define resting potential and action potential at a conceptual level   3. Synaptic Transmission</w:t>
+        <w:t xml:space="preserve">• </w:t>
+      </w:r>
+      <w:r>
+        <w:t>Identify the main divisions of the PNS (somatic, autonomic; sympathetic vs. parasympathetic)</w:t>
       </w:r>
     </w:p>
     <w:p>
       <w:r>
-        <w:t>Describe what happens at a chemical synapse (neurotransmitter release, receptors, reuptake)  Contrast excitatory and inhibitory effects on a postsynaptic cell  Explain why a synapse makes signal direction one-way   4. The Brain and Spinal Cord</w:t>
+        <w:t xml:space="preserve">• </w:t>
+      </w:r>
+      <w:r>
+        <w:t>Describe the basic functions of the nervous system (sensation, integration, motor output)</w:t>
       </w:r>
     </w:p>
     <w:p>
       <w:r>
-        <w:t>Identify major regions of the brain and their broad functions (e.g., cerebrum, cerebellum, brainstem)  Describe the roles of the spinal cord in reflexes and communication  Explain what the meninges and cerebrospinal fluid do for protection and support   5. Sensation and Motor Control</w:t>
+        <w:t xml:space="preserve">• </w:t>
+      </w:r>
+      <w:r>
+        <w:t>Explain how the nervous and endocrine systems both contribute to homeostasis</w:t>
+      </w:r>
+    </w:p>
+    <w:p>
+      <w:pPr>
+        <w:pStyle w:val="Heading3"/>
+      </w:pPr>
+      <w:r>
+        <w:t>2. Neurons and Glia</w:t>
       </w:r>
     </w:p>
     <w:p>
       <w:r>
-        <w:t>Outline how a stimulus becomes a perception (receptor → pathway → brain)  Describe voluntary vs. involuntary motor control at a basic level  Give examples of how the autonomic system affects organs (e.g., heart rate, digestion)   6. Health and the Nervous System</w:t>
+        <w:t xml:space="preserve">• </w:t>
+      </w:r>
+      <w:r>
+        <w:t>Describe the structure of a neuron (dendrites, cell body, axon, synaptic terminals)</w:t>
       </w:r>
     </w:p>
     <w:p>
       <w:r>
-        <w:t>Recognize common categories of neurological injury or disease (e.g., stroke, concussion, neurodegenerative patterns)  Describe how drugs that affect neurotransmitters can change nervous system function    Study Tips</w:t>
+        <w:t xml:space="preserve">• </w:t>
+      </w:r>
+      <w:r>
+        <w:t>Explain how myelin and nodes of Ranvier relate to signal speed</w:t>
+      </w:r>
+    </w:p>
+    <w:p>
+      <w:r>
+        <w:t xml:space="preserve">• </w:t>
+      </w:r>
+      <w:r>
+        <w:t>Compare the roles of major glial cell types in the CNS and PNS</w:t>
+      </w:r>
+    </w:p>
+    <w:p>
+      <w:r>
+        <w:t xml:space="preserve">• </w:t>
+      </w:r>
+      <w:r>
+        <w:t>Define resting potential and action potential at a conceptual level</w:t>
+      </w:r>
+    </w:p>
+    <w:p>
+      <w:pPr>
+        <w:pStyle w:val="Heading3"/>
+      </w:pPr>
+      <w:r>
+        <w:t>3. Synaptic Transmission</w:t>
+      </w:r>
+    </w:p>
+    <w:p>
+      <w:r>
+        <w:t xml:space="preserve">• </w:t>
+      </w:r>
+      <w:r>
+        <w:t>Describe what happens at a chemical synapse (neurotransmitter release, receptors, reuptake)</w:t>
+      </w:r>
+    </w:p>
+    <w:p>
+      <w:r>
+        <w:t xml:space="preserve">• </w:t>
+      </w:r>
+      <w:r>
+        <w:t>Contrast excitatory and inhibitory effects on a postsynaptic cell</w:t>
+      </w:r>
+    </w:p>
+    <w:p>
+      <w:r>
+        <w:t xml:space="preserve">• </w:t>
+      </w:r>
+      <w:r>
+        <w:t>Explain why a synapse makes signal direction one-way</w:t>
+      </w:r>
+    </w:p>
+    <w:p>
+      <w:pPr>
+        <w:pStyle w:val="Heading3"/>
+      </w:pPr>
+      <w:r>
+        <w:t>4. The Brain and Spinal Cord</w:t>
+      </w:r>
+    </w:p>
+    <w:p>
+      <w:r>
+        <w:t xml:space="preserve">• </w:t>
+      </w:r>
+      <w:r>
+        <w:t>Identify major regions of the brain and their broad functions (e.g., cerebrum, cerebellum, brainstem)</w:t>
+      </w:r>
+    </w:p>
+    <w:p>
+      <w:r>
+        <w:t xml:space="preserve">• </w:t>
+      </w:r>
+      <w:r>
+        <w:t>Describe the roles of the spinal cord in reflexes and communication</w:t>
+      </w:r>
+    </w:p>
+    <w:p>
+      <w:r>
+        <w:t xml:space="preserve">• </w:t>
+      </w:r>
+      <w:r>
+        <w:t>Explain what the meninges and cerebrospinal fluid do for protection and support</w:t>
+      </w:r>
+    </w:p>
+    <w:p>
+      <w:pPr>
+        <w:pStyle w:val="Heading3"/>
+      </w:pPr>
+      <w:r>
+        <w:t>5. Sensation and Motor Control</w:t>
+      </w:r>
+    </w:p>
+    <w:p>
+      <w:r>
+        <w:t xml:space="preserve">• </w:t>
+      </w:r>
+      <w:r>
+        <w:t>Outline how a stimulus becomes a perception (receptor → pathway → brain)</w:t>
+      </w:r>
+    </w:p>
+    <w:p>
+      <w:r>
+        <w:t xml:space="preserve">• </w:t>
+      </w:r>
+      <w:r>
+        <w:t>Describe voluntary vs. involuntary motor control at a basic level</w:t>
+      </w:r>
+    </w:p>
+    <w:p>
+      <w:r>
+        <w:t xml:space="preserve">• </w:t>
+      </w:r>
+      <w:r>
+        <w:t>Give examples of how the autonomic system affects organs (e.g., heart rate, digestion)</w:t>
+      </w:r>
+    </w:p>
+    <w:p>
+      <w:pPr>
+        <w:pStyle w:val="Heading3"/>
+      </w:pPr>
+      <w:r>
+        <w:t>6. Health and the Nervous System</w:t>
+      </w:r>
+    </w:p>
+    <w:p>
+      <w:r>
+        <w:t xml:space="preserve">• </w:t>
+      </w:r>
+      <w:r>
+        <w:t>Recognize common categories of neurological injury or disease (e.g., stroke, concussion, neurodegenerative patterns)</w:t>
+      </w:r>
+    </w:p>
+    <w:p>
+      <w:r>
+        <w:t xml:space="preserve">• </w:t>
+      </w:r>
+      <w:r>
+        <w:t>Describe how drugs that affect neurotransmitters can change nervous system function</w:t>
+      </w:r>
+    </w:p>
+    <w:p>
+      <w:pPr>
+        <w:pStyle w:val="Heading2"/>
+      </w:pPr>
+      <w:r>
+        <w:t>Study Tips</w:t>
+      </w:r>
+    </w:p>
+    <w:p>
+      <w:r>
+        <w:t xml:space="preserve">1. </w:t>
+      </w:r>
+      <w:r>
+        <w:rPr>
+          <w:b/>
+        </w:rPr>
+        <w:t>Draw and label</w:t>
+      </w:r>
+      <w:r>
+        <w:t xml:space="preserve"> a neuron and trace the direction of a signal.</w:t>
+      </w:r>
+    </w:p>
+    <w:p>
+      <w:r>
+        <w:t xml:space="preserve">2. </w:t>
+      </w:r>
+      <w:r>
+        <w:rPr>
+          <w:b/>
+        </w:rPr>
+        <w:t>Make a table</w:t>
+      </w:r>
+      <w:r>
+        <w:t xml:space="preserve"> comparing sympathetic vs. parasympathetic effects on a few organs.</w:t>
+      </w:r>
+    </w:p>
+    <w:p>
+      <w:r>
+        <w:t xml:space="preserve">3. </w:t>
+      </w:r>
+      <w:r>
+        <w:rPr>
+          <w:b/>
+        </w:rPr>
+        <w:t>Walk through</w:t>
+      </w:r>
+      <w:r>
+        <w:t xml:space="preserve"> a simple reflex arc from receptor to effector.</w:t>
+      </w:r>
+    </w:p>
+    <w:p>
+      <w:r>
+        <w:t xml:space="preserve">4. </w:t>
+      </w:r>
+      <w:r>
+        <w:rPr>
+          <w:b/>
+        </w:rPr>
+        <w:t>Link structure to function</w:t>
+      </w:r>
+      <w:r>
+        <w:t xml:space="preserve"> for one brain region you find hardest.</w:t>
+      </w:r>
+    </w:p>
+    <w:p>
+      <w:r>
+        <w:t xml:space="preserve">5. </w:t>
+      </w:r>
+      <w:r>
+        <w:rPr>
+          <w:b/>
+        </w:rPr>
+        <w:t>Connect lecture</w:t>
+      </w:r>
+      <w:r>
+        <w:t xml:space="preserve"> to lab activities that measure reaction time or coordination.</w:t>
       </w:r>
     </w:p>
     <w:sectPr>
